--- a/export insurance.docx
+++ b/export insurance.docx
@@ -5,8 +5,6 @@
     <w:p>
       <w:pPr>
         <w:spacing w:after="165"/>
-        <w:ind w:left="218"/>
-        <w:jc w:val="center"/>
       </w:pPr>
       <w:r>
         <w:rPr>
@@ -130,15 +128,7 @@
           <w:sz w:val="26"/>
         </w:rPr>
         <w:tab/>
-        <w:t xml:space="preserve">DATE: </w:t>
-      </w:r>
-      <w:r>
-        <w:rPr>
-          <w:rFonts w:ascii="Arial" w:eastAsia="Arial" w:hAnsi="Arial" w:cs="Arial"/>
-          <w:b/>
-          <w:sz w:val="26"/>
-        </w:rPr>
-        <w:t xml:space="preserve"> </w:t>
+        <w:t xml:space="preserve">DATE:  </w:t>
       </w:r>
     </w:p>
     <w:p>
@@ -330,14 +320,7 @@
           <w:rFonts w:ascii="Times New Roman" w:eastAsia="Times New Roman" w:hAnsi="Times New Roman" w:cs="Times New Roman"/>
           <w:sz w:val="26"/>
         </w:rPr>
-        <w:t xml:space="preserve">With reference to above-mentioned matter, </w:t>
-      </w:r>
-      <w:r>
-        <w:rPr>
-          <w:rFonts w:ascii="Times New Roman" w:eastAsia="Times New Roman" w:hAnsi="Times New Roman" w:cs="Times New Roman"/>
-          <w:sz w:val="26"/>
-        </w:rPr>
-        <w:t xml:space="preserve">we hereby request   you to issue to the policy for the following container. </w:t>
+        <w:t xml:space="preserve">With reference to above-mentioned matter, we hereby request   you to issue to the policy for the following container. </w:t>
       </w:r>
     </w:p>
     <w:p>
@@ -388,15 +371,7 @@
           <w:b/>
           <w:sz w:val="26"/>
         </w:rPr>
-        <w:t xml:space="preserve">         </w:t>
-      </w:r>
-      <w:r>
-        <w:rPr>
-          <w:rFonts w:ascii="Times New Roman" w:eastAsia="Times New Roman" w:hAnsi="Times New Roman" w:cs="Times New Roman"/>
-          <w:b/>
-          <w:sz w:val="26"/>
-        </w:rPr>
-        <w:t xml:space="preserve"> </w:t>
+        <w:t xml:space="preserve">          </w:t>
       </w:r>
     </w:p>
     <w:p>
@@ -786,61 +761,70 @@
         </w:tabs>
         <w:spacing w:after="0"/>
         <w:ind w:left="-15"/>
+        <w:rPr>
+          <w:rFonts w:ascii="Times New Roman" w:eastAsia="Times New Roman" w:hAnsi="Times New Roman" w:cs="Times New Roman"/>
+          <w:b/>
+          <w:sz w:val="24"/>
+        </w:rPr>
       </w:pPr>
       <w:proofErr w:type="gramStart"/>
       <w:r>
         <w:rPr>
           <w:rFonts w:ascii="Times New Roman" w:eastAsia="Times New Roman" w:hAnsi="Times New Roman" w:cs="Times New Roman"/>
+          <w:b/>
+          <w:bCs/>
+          <w:sz w:val="24"/>
+        </w:rPr>
+        <w:t>Name  and</w:t>
+      </w:r>
+      <w:proofErr w:type="gramEnd"/>
+      <w:r>
+        <w:rPr>
+          <w:rFonts w:ascii="Times New Roman" w:eastAsia="Times New Roman" w:hAnsi="Times New Roman" w:cs="Times New Roman"/>
+          <w:b/>
+          <w:bCs/>
+          <w:sz w:val="24"/>
+        </w:rPr>
+        <w:t xml:space="preserve"> Address</w:t>
+      </w:r>
+      <w:r>
+        <w:rPr>
+          <w:rFonts w:ascii="Times New Roman" w:eastAsia="Times New Roman" w:hAnsi="Times New Roman" w:cs="Times New Roman"/>
+          <w:sz w:val="24"/>
+        </w:rPr>
+        <w:t xml:space="preserve"> </w:t>
+      </w:r>
+      <w:r>
+        <w:rPr>
+          <w:rFonts w:ascii="Times New Roman" w:eastAsia="Times New Roman" w:hAnsi="Times New Roman" w:cs="Times New Roman"/>
+          <w:sz w:val="24"/>
+        </w:rPr>
+        <w:tab/>
+      </w:r>
+    </w:p>
+    <w:p>
+      <w:pPr>
+        <w:tabs>
+          <w:tab w:val="center" w:pos="4178"/>
+        </w:tabs>
+        <w:spacing w:after="0"/>
+        <w:ind w:left="-15"/>
+      </w:pPr>
+      <w:r>
+        <w:rPr>
+          <w:rFonts w:ascii="Times New Roman" w:eastAsia="Times New Roman" w:hAnsi="Times New Roman" w:cs="Times New Roman"/>
+          <w:b/>
+          <w:sz w:val="24"/>
+        </w:rPr>
+        <w:t>Of Importer</w:t>
+      </w:r>
+      <w:r>
+        <w:rPr>
+          <w:rFonts w:ascii="Times New Roman" w:eastAsia="Times New Roman" w:hAnsi="Times New Roman" w:cs="Times New Roman"/>
+          <w:b/>
           <w:sz w:val="20"/>
         </w:rPr>
-        <w:t>Name  and</w:t>
-      </w:r>
-      <w:proofErr w:type="gramEnd"/>
-      <w:r>
-        <w:rPr>
-          <w:rFonts w:ascii="Times New Roman" w:eastAsia="Times New Roman" w:hAnsi="Times New Roman" w:cs="Times New Roman"/>
-          <w:sz w:val="20"/>
-        </w:rPr>
-        <w:t xml:space="preserve"> Address </w:t>
-      </w:r>
-      <w:r>
-        <w:rPr>
-          <w:rFonts w:ascii="Times New Roman" w:eastAsia="Times New Roman" w:hAnsi="Times New Roman" w:cs="Times New Roman"/>
-          <w:sz w:val="20"/>
-        </w:rPr>
-        <w:tab/>
-      </w:r>
-      <w:r>
-        <w:rPr>
-          <w:rFonts w:ascii="Times New Roman" w:eastAsia="Times New Roman" w:hAnsi="Times New Roman" w:cs="Times New Roman"/>
-          <w:b/>
-          <w:sz w:val="20"/>
-        </w:rPr>
-        <w:br/>
-      </w:r>
-      <w:r>
-        <w:rPr>
-          <w:rFonts w:ascii="Times New Roman" w:eastAsia="Times New Roman" w:hAnsi="Times New Roman" w:cs="Times New Roman"/>
-          <w:b/>
-          <w:sz w:val="24"/>
-        </w:rPr>
-        <w:t>Of Importer</w:t>
-      </w:r>
-      <w:r>
-        <w:rPr>
-          <w:rFonts w:ascii="Times New Roman" w:eastAsia="Times New Roman" w:hAnsi="Times New Roman" w:cs="Times New Roman"/>
-          <w:b/>
-          <w:sz w:val="20"/>
-        </w:rPr>
-        <w:t xml:space="preserve">  </w:t>
-      </w:r>
-      <w:r>
-        <w:rPr>
-          <w:rFonts w:ascii="Times New Roman" w:eastAsia="Times New Roman" w:hAnsi="Times New Roman" w:cs="Times New Roman"/>
-          <w:b/>
-          <w:sz w:val="20"/>
-        </w:rPr>
-        <w:t xml:space="preserve">     </w:t>
+        <w:t xml:space="preserve">       </w:t>
       </w:r>
       <w:r>
         <w:rPr>
@@ -959,15 +943,7 @@
           <w:sz w:val="20"/>
         </w:rPr>
         <w:tab/>
-        <w:t xml:space="preserve">   </w:t>
-      </w:r>
-      <w:r>
-        <w:rPr>
-          <w:rFonts w:ascii="Times New Roman" w:eastAsia="Times New Roman" w:hAnsi="Times New Roman" w:cs="Times New Roman"/>
-          <w:b/>
-          <w:sz w:val="20"/>
-        </w:rPr>
-        <w:t xml:space="preserve"> </w:t>
+        <w:t xml:space="preserve">    </w:t>
       </w:r>
     </w:p>
     <w:p>
@@ -1111,15 +1087,7 @@
           <w:b/>
           <w:sz w:val="26"/>
         </w:rPr>
-        <w:t>N</w:t>
-      </w:r>
-      <w:r>
-        <w:rPr>
-          <w:rFonts w:ascii="Times New Roman" w:eastAsia="Times New Roman" w:hAnsi="Times New Roman" w:cs="Times New Roman"/>
-          <w:b/>
-          <w:sz w:val="26"/>
-        </w:rPr>
-        <w:t xml:space="preserve">ame of goods                </w:t>
+        <w:t xml:space="preserve">Name of goods                </w:t>
       </w:r>
       <w:proofErr w:type="gramStart"/>
       <w:r>
